--- a/samples/fixtures/docx/case-25-d-brokers-bite.docx
+++ b/samples/fixtures/docx/case-25-d-brokers-bite.docx
@@ -30,6 +30,11 @@
     <w:p>
       <w:r>
         <w:t>Expected: no eligible binder</w:t>
+      </w:r>
+    </w:p>
+    <w:p>
+      <w:r>
+        <w:t>SUBMISSION-DATA-B64: eyJicm9rZXJfY291bnQiOjIsImJyb2tlcl9uYW1lIjoiQWNtZSIsImNvbW1vZGl0aWVzIjpbeyJjb21tb2RpdHlfdHlwZSI6IlNURUVMIn1dLCJjb3ZlcmFnZV90eXBlIjoiQUxMX1JJU0siLCJkZWR1Y3RpYmxlX29wdGlvbnNfY291bnQiOjEsImxvY2F0aW9ucyI6W3siYWRkcmVzcyI6IlMiLCJsb2NhdGlvbl9saW1pdCI6MTAwMDAwMCwic3ByaW5rbGVyZWQiOnRydWV9XSwicG9saWN5X3Rlcm1fbW9udGhzIjoxMiwicHJpb3JfY2FyZ29fY292ZXJhZ2VfY2FuY2VsbGVkIjpmYWxzZSwic292X2NvbXBsZXRlIjp0cnVlLCJ0b3RhbF9pbnN1cmVkX3ZhbHVlIjoyMDAwMDAwfQ==</w:t>
       </w:r>
     </w:p>
     <w:sectPr>

--- a/samples/fixtures/docx/case-25-d-brokers-bite.docx
+++ b/samples/fixtures/docx/case-25-d-brokers-bite.docx
@@ -34,7 +34,7 @@
     </w:p>
     <w:p>
       <w:r>
-        <w:t>SUBMISSION-DATA-B64: eyJicm9rZXJfY291bnQiOjIsImJyb2tlcl9uYW1lIjoiQWNtZSIsImNvbW1vZGl0aWVzIjpbeyJjb21tb2RpdHlfdHlwZSI6IlNURUVMIn1dLCJjb3ZlcmFnZV90eXBlIjoiQUxMX1JJU0siLCJkZWR1Y3RpYmxlX29wdGlvbnNfY291bnQiOjEsImxvY2F0aW9ucyI6W3siYWRkcmVzcyI6IlMiLCJsb2NhdGlvbl9saW1pdCI6MTAwMDAwMCwic3ByaW5rbGVyZWQiOnRydWV9XSwicG9saWN5X3Rlcm1fbW9udGhzIjoxMiwicHJpb3JfY2FyZ29fY292ZXJhZ2VfY2FuY2VsbGVkIjpmYWxzZSwic292X2NvbXBsZXRlIjp0cnVlLCJ0b3RhbF9pbnN1cmVkX3ZhbHVlIjoyMDAwMDAwfQ==</w:t>
+        <w:t>SUBMISSION-DATA-B64: eyJicm9rZXJfY291bnQiOjIsImJyb2tlcl9uYW1lIjoiQWNtZSIsImNvbW1vZGl0aWVzIjpbeyJjb21tb2RpdHlfdHlwZSI6IlNURUVMIn1dLCJjb3ZlcmFnZV90eXBlIjoiQUxMX1JJU0siLCJkZWR1Y3RpYmxlX29wdGlvbnNfY291bnQiOjEsImxvY2F0aW9ucyI6W3siYWRkcmVzcyI6IlMiLCJsb2NhdGlvbl9saW1pdCI6MTAwMDAwMCwic3ByaW5rbGVyZWQiOnRydWV9XSwicG9saWN5X3Rlcm1fbW9udGhzIjoxMiwicHJpb3JfY2FyZ29fY292ZXJhZ2VfY2FuY2VsbGVkIjpmYWxzZSwic292X2NvbXBsZXRlIjp0cnVlLCJ0b3RhbF9pbnN1cmVkX3ZhbHVlIjoyMDAwMDAwfQ== :END-SUBMISSION-DATA</w:t>
       </w:r>
     </w:p>
     <w:sectPr>
